--- a/Защищенные информационные системы/Практика/ЗИС_ПР_5/ББМО-01-25 Железняков РА Технический паспорт.docx
+++ b/Защищенные информационные системы/Практика/ЗИС_ПР_5/ББМО-01-25 Железняков РА Технический паспорт.docx
@@ -587,20 +587,40 @@
     </w:p>
     <w:p>
       <w:pPr>
+        <w:ind w:right="-114" w:firstLine="708"/>
+      </w:pPr>
+      <w:r>
+        <w:t xml:space="preserve">1.2. Расположение программно-технических средств автоматизированной системы: в офисе внутренний Nº213 (комната Nº30 плану БТИ) на четвертом этаже семиэтажного административного здания по адресу: </w:t>
+      </w:r>
+      <w:r>
+        <w:t>115114</w:t>
+      </w:r>
+      <w:r>
+        <w:t xml:space="preserve">, Россия, Москва, ул. </w:t>
+      </w:r>
+      <w:r>
+        <w:t>Дербеневская набережная, 7с10</w:t>
+      </w:r>
+      <w:r>
+        <w:t>, помещение I</w:t>
+      </w:r>
+      <w:r>
+        <w:t>.</w:t>
+      </w:r>
+    </w:p>
+    <w:p>
+      <w:pPr>
         <w:ind w:firstLine="708"/>
         <w:jc w:val="both"/>
       </w:pPr>
       <w:r>
-        <w:t>1.2. Расположение программно-технических средств автоматизированной системы: в офисе внутренний Nº213 (комната Nº30 плану БТИ) на четвертом этаже семиэтажного административного здания по адресу: 123308, Россия, Москва, ул. Мневники, д.3, корп. 1, помещение I.</w:t>
-      </w:r>
-    </w:p>
-    <w:p>
-      <w:pPr>
-        <w:ind w:firstLine="708"/>
-        <w:jc w:val="both"/>
-      </w:pPr>
-      <w:r>
-        <w:t>1.3. Установленный класс защищенности автоматизированной системы: Акт классификации от «21» ноября 2025 г., «1Г».</w:t>
+        <w:t>1.3. Установленный класс защищенности автоматизированной системы: Акт классификации от «21» ноября 2025 г., «1</w:t>
+      </w:r>
+      <w:r>
+        <w:t>Г</w:t>
+      </w:r>
+      <w:r>
+        <w:t>».</w:t>
       </w:r>
     </w:p>
     <w:p>
@@ -735,10 +755,10 @@
           <w14:ligatures w14:val="standardContextual"/>
         </w:rPr>
         <w:drawing>
-          <wp:inline distT="0" distB="0" distL="0" distR="0" wp14:anchorId="3BB4CD21" wp14:editId="222E4222">
-            <wp:extent cx="3817620" cy="3055620"/>
+          <wp:inline distT="0" distB="0" distL="0" distR="0" wp14:anchorId="1D503A3F" wp14:editId="576660A1">
+            <wp:extent cx="4198620" cy="3055620"/>
             <wp:effectExtent l="0" t="0" r="0" b="0"/>
-            <wp:docPr id="1023369374" name="Рисунок 8"/>
+            <wp:docPr id="110187637" name="Рисунок 4"/>
             <wp:cNvGraphicFramePr>
               <a:graphicFrameLocks xmlns:a="http://schemas.openxmlformats.org/drawingml/2006/main" noChangeAspect="1"/>
             </wp:cNvGraphicFramePr>
@@ -746,7 +766,7 @@
               <a:graphicData uri="http://schemas.openxmlformats.org/drawingml/2006/picture">
                 <pic:pic xmlns:pic="http://schemas.openxmlformats.org/drawingml/2006/picture">
                   <pic:nvPicPr>
-                    <pic:cNvPr id="0" name="Picture 30"/>
+                    <pic:cNvPr id="0" name="Picture 13"/>
                     <pic:cNvPicPr>
                       <a:picLocks noChangeAspect="1" noChangeArrowheads="1"/>
                     </pic:cNvPicPr>
@@ -767,7 +787,7 @@
                   <pic:spPr bwMode="auto">
                     <a:xfrm>
                       <a:off x="0" y="0"/>
-                      <a:ext cx="3817620" cy="3055620"/>
+                      <a:ext cx="4198620" cy="3055620"/>
                     </a:xfrm>
                     <a:prstGeom prst="rect">
                       <a:avLst/>
@@ -783,6 +803,26 @@
           </wp:inline>
         </w:drawing>
       </w:r>
+    </w:p>
+    <w:p>
+      <w:pPr>
+        <w:ind w:right="170"/>
+        <w:jc w:val="center"/>
+        <w:rPr>
+          <w:noProof/>
+          <w14:ligatures w14:val="standardContextual"/>
+        </w:rPr>
+      </w:pPr>
+    </w:p>
+    <w:p>
+      <w:pPr>
+        <w:ind w:right="170"/>
+        <w:jc w:val="center"/>
+        <w:rPr>
+          <w:noProof/>
+          <w14:ligatures w14:val="standardContextual"/>
+        </w:rPr>
+      </w:pPr>
     </w:p>
     <w:p>
       <w:pPr>
@@ -1444,22 +1484,8 @@
               <w:rPr>
                 <w:lang w:val="ru-RU"/>
               </w:rPr>
-              <w:t>средствами клавиатуры и через</w:t>
-            </w:r>
-          </w:p>
-          <w:p>
-            <w:pPr>
-              <w:ind w:right="170"/>
-              <w:jc w:val="center"/>
-            </w:pPr>
-            <w:r>
-              <w:t xml:space="preserve">USB </w:t>
-            </w:r>
-            <w:proofErr w:type="spellStart"/>
-            <w:r>
-              <w:t>накопитель</w:t>
-            </w:r>
-            <w:proofErr w:type="spellEnd"/>
+              <w:t xml:space="preserve">средствами клавиатуры </w:t>
+            </w:r>
           </w:p>
         </w:tc>
       </w:tr>
@@ -2035,42 +2061,27 @@
               <w:rPr>
                 <w:lang w:val="ru-RU"/>
               </w:rPr>
-              <w:t>…</w:t>
+              <w:t>2220221753698-4540</w:t>
             </w:r>
           </w:p>
         </w:tc>
         <w:tc>
           <w:tcPr>
             <w:tcW w:w="3567" w:type="dxa"/>
-            <w:vMerge w:val="restart"/>
-          </w:tcPr>
-          <w:p>
-            <w:pPr>
-              <w:ind w:right="170"/>
-              <w:jc w:val="center"/>
-              <w:rPr>
-                <w:lang w:val="ru-RU"/>
-              </w:rPr>
-            </w:pPr>
-            <w:r>
-              <w:rPr>
-                <w:lang w:val="ru-RU"/>
-              </w:rPr>
-              <w:t xml:space="preserve">Ранее </w:t>
-            </w:r>
-            <w:proofErr w:type="spellStart"/>
-            <w:r>
-              <w:rPr>
-                <w:lang w:val="ru-RU"/>
-              </w:rPr>
-              <w:t>специсследования</w:t>
-            </w:r>
-            <w:proofErr w:type="spellEnd"/>
-            <w:r>
-              <w:rPr>
-                <w:lang w:val="ru-RU"/>
-              </w:rPr>
-              <w:t>. спецпроверки не проводились</w:t>
+          </w:tcPr>
+          <w:p>
+            <w:pPr>
+              <w:ind w:right="170"/>
+              <w:jc w:val="center"/>
+              <w:rPr>
+                <w:lang w:val="ru-RU"/>
+              </w:rPr>
+            </w:pPr>
+            <w:r>
+              <w:rPr>
+                <w:lang w:val="ru-RU"/>
+              </w:rPr>
+              <w:t>Разрешён к применению после проведения внутренней спецпроверки и включения в Реестр АРМ.</w:t>
             </w:r>
           </w:p>
         </w:tc>
@@ -2150,13 +2161,35 @@
         <w:tc>
           <w:tcPr>
             <w:tcW w:w="3567" w:type="dxa"/>
-            <w:vMerge/>
-          </w:tcPr>
-          <w:p>
-            <w:pPr>
-              <w:ind w:right="170"/>
-              <w:jc w:val="center"/>
-            </w:pPr>
+          </w:tcPr>
+          <w:p>
+            <w:pPr>
+              <w:ind w:right="170"/>
+              <w:jc w:val="center"/>
+              <w:rPr>
+                <w:lang w:val="ru-RU"/>
+              </w:rPr>
+            </w:pPr>
+            <w:r>
+              <w:rPr>
+                <w:lang w:val="ru-RU"/>
+              </w:rPr>
+              <w:t xml:space="preserve">Допущен к работе в </w:t>
+            </w:r>
+            <w:proofErr w:type="spellStart"/>
+            <w:r>
+              <w:rPr>
+                <w:lang w:val="ru-RU"/>
+              </w:rPr>
+              <w:t>ИСПДн</w:t>
+            </w:r>
+            <w:proofErr w:type="spellEnd"/>
+            <w:r>
+              <w:rPr>
+                <w:lang w:val="ru-RU"/>
+              </w:rPr>
+              <w:t xml:space="preserve"> после проведения внутренней спецпроверки на соответствие требованиям политики безопасности</w:t>
+            </w:r>
           </w:p>
         </w:tc>
       </w:tr>
@@ -2226,12 +2259,320 @@
         <w:tc>
           <w:tcPr>
             <w:tcW w:w="3567" w:type="dxa"/>
+          </w:tcPr>
+          <w:p>
+            <w:pPr>
+              <w:ind w:right="170"/>
+              <w:jc w:val="center"/>
+              <w:rPr>
+                <w:lang w:val="ru-RU"/>
+              </w:rPr>
+            </w:pPr>
+            <w:r>
+              <w:rPr>
+                <w:lang w:val="ru-RU"/>
+              </w:rPr>
+              <w:t> Использование возможно только на выделенных, изолированных АРМ по согласованию со службой ИБ.</w:t>
+            </w:r>
+          </w:p>
+        </w:tc>
+      </w:tr>
+      <w:tr>
+        <w:trPr>
+          <w:trHeight w:val="101"/>
+        </w:trPr>
+        <w:tc>
+          <w:tcPr>
+            <w:tcW w:w="683" w:type="dxa"/>
+          </w:tcPr>
+          <w:p>
+            <w:pPr>
+              <w:ind w:right="170"/>
+              <w:jc w:val="center"/>
+              <w:rPr>
+                <w:lang w:val="ru-RU"/>
+              </w:rPr>
+            </w:pPr>
+            <w:r>
+              <w:rPr>
+                <w:lang w:val="ru-RU"/>
+              </w:rPr>
+              <w:t>4</w:t>
+            </w:r>
+          </w:p>
+        </w:tc>
+        <w:tc>
+          <w:tcPr>
+            <w:tcW w:w="3423" w:type="dxa"/>
+          </w:tcPr>
+          <w:p>
+            <w:pPr>
+              <w:ind w:right="170"/>
+              <w:jc w:val="center"/>
+            </w:pPr>
+            <w:proofErr w:type="spellStart"/>
+            <w:r>
+              <w:rPr>
+                <w:rFonts w:eastAsia="Times New Roman"/>
+                <w:sz w:val="20"/>
+                <w:szCs w:val="20"/>
+              </w:rPr>
+              <w:t>Клавиатура</w:t>
+            </w:r>
+            <w:proofErr w:type="spellEnd"/>
+          </w:p>
+        </w:tc>
+        <w:tc>
+          <w:tcPr>
+            <w:tcW w:w="2835" w:type="dxa"/>
+          </w:tcPr>
+          <w:p>
+            <w:pPr>
+              <w:ind w:right="170"/>
+              <w:jc w:val="center"/>
+            </w:pPr>
+            <w:r>
+              <w:rPr>
+                <w:rFonts w:eastAsia="Times New Roman"/>
+                <w:sz w:val="20"/>
+                <w:szCs w:val="20"/>
+              </w:rPr>
+              <w:t>SN-KB-16767</w:t>
+            </w:r>
+          </w:p>
+        </w:tc>
+        <w:tc>
+          <w:tcPr>
+            <w:tcW w:w="3567" w:type="dxa"/>
+            <w:vMerge w:val="restart"/>
+          </w:tcPr>
+          <w:p>
+            <w:pPr>
+              <w:ind w:right="170"/>
+              <w:jc w:val="center"/>
+              <w:rPr>
+                <w:lang w:val="ru-RU"/>
+              </w:rPr>
+            </w:pPr>
+            <w:r>
+              <w:rPr>
+                <w:lang w:val="ru-RU"/>
+              </w:rPr>
+              <w:t>Допущена к эксплуатации после проведения проверки в составе рабочего места.</w:t>
+            </w:r>
+          </w:p>
+        </w:tc>
+      </w:tr>
+      <w:tr>
+        <w:trPr>
+          <w:trHeight w:val="101"/>
+        </w:trPr>
+        <w:tc>
+          <w:tcPr>
+            <w:tcW w:w="683" w:type="dxa"/>
+          </w:tcPr>
+          <w:p>
+            <w:pPr>
+              <w:ind w:right="170"/>
+              <w:jc w:val="center"/>
+              <w:rPr>
+                <w:lang w:val="ru-RU"/>
+              </w:rPr>
+            </w:pPr>
+            <w:r>
+              <w:rPr>
+                <w:lang w:val="ru-RU"/>
+              </w:rPr>
+              <w:t>5</w:t>
+            </w:r>
+          </w:p>
+        </w:tc>
+        <w:tc>
+          <w:tcPr>
+            <w:tcW w:w="3423" w:type="dxa"/>
+          </w:tcPr>
+          <w:p>
+            <w:pPr>
+              <w:ind w:right="170"/>
+              <w:jc w:val="center"/>
+            </w:pPr>
+            <w:proofErr w:type="spellStart"/>
+            <w:r>
+              <w:rPr>
+                <w:rFonts w:eastAsia="Times New Roman"/>
+                <w:sz w:val="20"/>
+                <w:szCs w:val="20"/>
+              </w:rPr>
+              <w:t>Компьютерная</w:t>
+            </w:r>
+            <w:proofErr w:type="spellEnd"/>
+            <w:r>
+              <w:rPr>
+                <w:rFonts w:eastAsia="Times New Roman"/>
+                <w:sz w:val="20"/>
+                <w:szCs w:val="20"/>
+              </w:rPr>
+              <w:t xml:space="preserve"> </w:t>
+            </w:r>
+            <w:proofErr w:type="spellStart"/>
+            <w:r>
+              <w:rPr>
+                <w:rFonts w:eastAsia="Times New Roman"/>
+                <w:sz w:val="20"/>
+                <w:szCs w:val="20"/>
+              </w:rPr>
+              <w:t>мышь</w:t>
+            </w:r>
+            <w:proofErr w:type="spellEnd"/>
+          </w:p>
+        </w:tc>
+        <w:tc>
+          <w:tcPr>
+            <w:tcW w:w="2835" w:type="dxa"/>
+          </w:tcPr>
+          <w:p>
+            <w:pPr>
+              <w:ind w:right="170"/>
+              <w:jc w:val="center"/>
+            </w:pPr>
+            <w:r>
+              <w:rPr>
+                <w:rFonts w:eastAsia="Times New Roman"/>
+                <w:sz w:val="20"/>
+                <w:szCs w:val="20"/>
+              </w:rPr>
+              <w:t>SN-MS-67944</w:t>
+            </w:r>
+          </w:p>
+        </w:tc>
+        <w:tc>
+          <w:tcPr>
+            <w:tcW w:w="3567" w:type="dxa"/>
             <w:vMerge/>
           </w:tcPr>
           <w:p>
             <w:pPr>
               <w:ind w:right="170"/>
               <w:jc w:val="center"/>
+              <w:rPr>
+                <w:lang w:val="ru-RU"/>
+              </w:rPr>
+            </w:pPr>
+          </w:p>
+        </w:tc>
+      </w:tr>
+      <w:tr>
+        <w:trPr>
+          <w:trHeight w:val="101"/>
+        </w:trPr>
+        <w:tc>
+          <w:tcPr>
+            <w:tcW w:w="683" w:type="dxa"/>
+          </w:tcPr>
+          <w:p>
+            <w:pPr>
+              <w:ind w:right="170"/>
+              <w:jc w:val="center"/>
+              <w:rPr>
+                <w:lang w:val="ru-RU"/>
+              </w:rPr>
+            </w:pPr>
+            <w:r>
+              <w:rPr>
+                <w:lang w:val="ru-RU"/>
+              </w:rPr>
+              <w:t>6</w:t>
+            </w:r>
+          </w:p>
+        </w:tc>
+        <w:tc>
+          <w:tcPr>
+            <w:tcW w:w="3423" w:type="dxa"/>
+          </w:tcPr>
+          <w:p>
+            <w:pPr>
+              <w:ind w:right="170"/>
+              <w:jc w:val="center"/>
+              <w:rPr>
+                <w:sz w:val="20"/>
+                <w:szCs w:val="20"/>
+              </w:rPr>
+            </w:pPr>
+            <w:proofErr w:type="spellStart"/>
+            <w:r>
+              <w:rPr>
+                <w:rFonts w:eastAsia="Times New Roman"/>
+                <w:sz w:val="20"/>
+                <w:szCs w:val="20"/>
+              </w:rPr>
+              <w:t>Монитор</w:t>
+            </w:r>
+            <w:proofErr w:type="spellEnd"/>
+            <w:r>
+              <w:rPr>
+                <w:rFonts w:eastAsia="Times New Roman"/>
+                <w:sz w:val="20"/>
+                <w:szCs w:val="20"/>
+              </w:rPr>
+              <w:t xml:space="preserve"> </w:t>
+            </w:r>
+            <w:proofErr w:type="spellStart"/>
+            <w:r>
+              <w:rPr>
+                <w:rFonts w:eastAsia="Times New Roman"/>
+                <w:sz w:val="20"/>
+                <w:szCs w:val="20"/>
+                <w:lang w:val="ru-RU"/>
+              </w:rPr>
+              <w:t>Vandor</w:t>
+            </w:r>
+            <w:proofErr w:type="spellEnd"/>
+            <w:r>
+              <w:rPr>
+                <w:rFonts w:eastAsia="Times New Roman"/>
+                <w:sz w:val="20"/>
+                <w:szCs w:val="20"/>
+                <w:lang w:val="ru-RU"/>
+              </w:rPr>
+              <w:t> 24VB01 </w:t>
+            </w:r>
+          </w:p>
+        </w:tc>
+        <w:tc>
+          <w:tcPr>
+            <w:tcW w:w="2835" w:type="dxa"/>
+          </w:tcPr>
+          <w:p>
+            <w:pPr>
+              <w:ind w:right="170"/>
+              <w:jc w:val="center"/>
+              <w:rPr>
+                <w:sz w:val="20"/>
+                <w:szCs w:val="20"/>
+              </w:rPr>
+            </w:pPr>
+            <w:r>
+              <w:rPr>
+                <w:rFonts w:eastAsia="Times New Roman"/>
+                <w:sz w:val="20"/>
+                <w:szCs w:val="20"/>
+              </w:rPr>
+              <w:t>CN-56789-MON</w:t>
+            </w:r>
+          </w:p>
+        </w:tc>
+        <w:tc>
+          <w:tcPr>
+            <w:tcW w:w="3567" w:type="dxa"/>
+            <w:vMerge/>
+          </w:tcPr>
+          <w:p>
+            <w:pPr>
+              <w:ind w:right="170"/>
+              <w:jc w:val="center"/>
+              <w:rPr>
+                <w:lang w:val="ru-RU"/>
+              </w:rPr>
             </w:pPr>
           </w:p>
         </w:tc>
@@ -2454,6 +2795,12 @@
                 <w:lang w:val="ru-RU"/>
               </w:rPr>
             </w:pPr>
+            <w:r>
+              <w:rPr>
+                <w:lang w:val="ru-RU"/>
+              </w:rPr>
+              <w:t xml:space="preserve">Требований не предъявляется </w:t>
+            </w:r>
           </w:p>
         </w:tc>
       </w:tr>
@@ -2494,7 +2841,19 @@
               <w:rPr>
                 <w:lang w:val="ru-RU"/>
               </w:rPr>
-              <w:t>Датчик пожарной сигнализации</w:t>
+              <w:t>Система в</w:t>
+            </w:r>
+            <w:r>
+              <w:rPr>
+                <w:lang w:val="ru-RU"/>
+              </w:rPr>
+              <w:t>ентиляци</w:t>
+            </w:r>
+            <w:r>
+              <w:rPr>
+                <w:lang w:val="ru-RU"/>
+              </w:rPr>
+              <w:t>и</w:t>
             </w:r>
           </w:p>
         </w:tc>
@@ -2527,6 +2886,12 @@
               <w:ind w:right="170"/>
               <w:jc w:val="center"/>
             </w:pPr>
+            <w:r>
+              <w:rPr>
+                <w:lang w:val="ru-RU"/>
+              </w:rPr>
+              <w:t>Отсутствует</w:t>
+            </w:r>
           </w:p>
         </w:tc>
       </w:tr>
@@ -2566,11 +2931,36 @@
                 <w:lang w:val="ru-RU"/>
               </w:rPr>
             </w:pPr>
-            <w:r>
-              <w:rPr>
-                <w:lang w:val="ru-RU"/>
-              </w:rPr>
-              <w:t>Вентиляция</w:t>
+            <w:proofErr w:type="spellStart"/>
+            <w:r>
+              <w:t>Тонкий</w:t>
+            </w:r>
+            <w:proofErr w:type="spellEnd"/>
+            <w:r>
+              <w:t xml:space="preserve"> </w:t>
+            </w:r>
+            <w:proofErr w:type="spellStart"/>
+            <w:r>
+              <w:t>клиент</w:t>
+            </w:r>
+            <w:proofErr w:type="spellEnd"/>
+            <w:r>
+              <w:rPr>
+                <w:lang w:val="ru-RU"/>
+              </w:rPr>
+              <w:t xml:space="preserve"> </w:t>
+            </w:r>
+            <w:r>
+              <w:t>HP</w:t>
+            </w:r>
+            <w:r>
+              <w:rPr>
+                <w:lang w:val="ru-RU"/>
+              </w:rPr>
+              <w:t xml:space="preserve"> </w:t>
+            </w:r>
+            <w:r>
+              <w:t>r570</w:t>
             </w:r>
           </w:p>
         </w:tc>
@@ -2603,6 +2993,310 @@
               <w:ind w:right="170"/>
               <w:jc w:val="center"/>
             </w:pPr>
+            <w:r>
+              <w:rPr>
+                <w:lang w:val="ru-RU"/>
+              </w:rPr>
+              <w:t>Отсутствует</w:t>
+            </w:r>
+          </w:p>
+        </w:tc>
+      </w:tr>
+      <w:tr>
+        <w:trPr>
+          <w:trHeight w:val="101"/>
+        </w:trPr>
+        <w:tc>
+          <w:tcPr>
+            <w:tcW w:w="683" w:type="dxa"/>
+          </w:tcPr>
+          <w:p>
+            <w:pPr>
+              <w:ind w:right="170"/>
+              <w:jc w:val="center"/>
+              <w:rPr>
+                <w:lang w:val="ru-RU"/>
+              </w:rPr>
+            </w:pPr>
+            <w:r>
+              <w:rPr>
+                <w:lang w:val="ru-RU"/>
+              </w:rPr>
+              <w:t>4</w:t>
+            </w:r>
+          </w:p>
+        </w:tc>
+        <w:tc>
+          <w:tcPr>
+            <w:tcW w:w="3423" w:type="dxa"/>
+          </w:tcPr>
+          <w:p>
+            <w:pPr>
+              <w:ind w:right="170"/>
+              <w:jc w:val="center"/>
+            </w:pPr>
+            <w:proofErr w:type="spellStart"/>
+            <w:r>
+              <w:rPr>
+                <w:rFonts w:eastAsia="Times New Roman"/>
+                <w:sz w:val="20"/>
+                <w:szCs w:val="20"/>
+              </w:rPr>
+              <w:t>Клавиатура</w:t>
+            </w:r>
+            <w:proofErr w:type="spellEnd"/>
+          </w:p>
+        </w:tc>
+        <w:tc>
+          <w:tcPr>
+            <w:tcW w:w="2835" w:type="dxa"/>
+          </w:tcPr>
+          <w:p>
+            <w:pPr>
+              <w:ind w:right="170"/>
+              <w:jc w:val="center"/>
+            </w:pPr>
+            <w:r>
+              <w:rPr>
+                <w:lang w:val="ru-RU"/>
+              </w:rPr>
+              <w:t>…</w:t>
+            </w:r>
+          </w:p>
+        </w:tc>
+        <w:tc>
+          <w:tcPr>
+            <w:tcW w:w="3544" w:type="dxa"/>
+          </w:tcPr>
+          <w:p>
+            <w:pPr>
+              <w:ind w:right="170"/>
+              <w:jc w:val="center"/>
+              <w:rPr>
+                <w:lang w:val="ru-RU"/>
+              </w:rPr>
+            </w:pPr>
+            <w:r>
+              <w:rPr>
+                <w:lang w:val="ru-RU"/>
+              </w:rPr>
+              <w:t>Отсутствует</w:t>
+            </w:r>
+          </w:p>
+        </w:tc>
+      </w:tr>
+      <w:tr>
+        <w:trPr>
+          <w:trHeight w:val="101"/>
+        </w:trPr>
+        <w:tc>
+          <w:tcPr>
+            <w:tcW w:w="683" w:type="dxa"/>
+          </w:tcPr>
+          <w:p>
+            <w:pPr>
+              <w:ind w:right="170"/>
+              <w:jc w:val="center"/>
+              <w:rPr>
+                <w:lang w:val="ru-RU"/>
+              </w:rPr>
+            </w:pPr>
+            <w:r>
+              <w:rPr>
+                <w:lang w:val="ru-RU"/>
+              </w:rPr>
+              <w:t>5</w:t>
+            </w:r>
+          </w:p>
+        </w:tc>
+        <w:tc>
+          <w:tcPr>
+            <w:tcW w:w="3423" w:type="dxa"/>
+          </w:tcPr>
+          <w:p>
+            <w:pPr>
+              <w:ind w:right="170"/>
+              <w:jc w:val="center"/>
+            </w:pPr>
+            <w:proofErr w:type="spellStart"/>
+            <w:r>
+              <w:rPr>
+                <w:rFonts w:eastAsia="Times New Roman"/>
+                <w:sz w:val="20"/>
+                <w:szCs w:val="20"/>
+              </w:rPr>
+              <w:t>Компьютерная</w:t>
+            </w:r>
+            <w:proofErr w:type="spellEnd"/>
+            <w:r>
+              <w:rPr>
+                <w:rFonts w:eastAsia="Times New Roman"/>
+                <w:sz w:val="20"/>
+                <w:szCs w:val="20"/>
+              </w:rPr>
+              <w:t xml:space="preserve"> </w:t>
+            </w:r>
+            <w:proofErr w:type="spellStart"/>
+            <w:r>
+              <w:rPr>
+                <w:rFonts w:eastAsia="Times New Roman"/>
+                <w:sz w:val="20"/>
+                <w:szCs w:val="20"/>
+              </w:rPr>
+              <w:t>мышь</w:t>
+            </w:r>
+            <w:proofErr w:type="spellEnd"/>
+          </w:p>
+        </w:tc>
+        <w:tc>
+          <w:tcPr>
+            <w:tcW w:w="2835" w:type="dxa"/>
+          </w:tcPr>
+          <w:p>
+            <w:pPr>
+              <w:ind w:right="170"/>
+              <w:jc w:val="center"/>
+            </w:pPr>
+            <w:r>
+              <w:rPr>
+                <w:lang w:val="ru-RU"/>
+              </w:rPr>
+              <w:t>…</w:t>
+            </w:r>
+          </w:p>
+        </w:tc>
+        <w:tc>
+          <w:tcPr>
+            <w:tcW w:w="3544" w:type="dxa"/>
+          </w:tcPr>
+          <w:p>
+            <w:pPr>
+              <w:ind w:right="170"/>
+              <w:jc w:val="center"/>
+              <w:rPr>
+                <w:lang w:val="ru-RU"/>
+              </w:rPr>
+            </w:pPr>
+            <w:r>
+              <w:rPr>
+                <w:lang w:val="ru-RU"/>
+              </w:rPr>
+              <w:t>Отсутствует</w:t>
+            </w:r>
+          </w:p>
+        </w:tc>
+      </w:tr>
+      <w:tr>
+        <w:trPr>
+          <w:trHeight w:val="101"/>
+        </w:trPr>
+        <w:tc>
+          <w:tcPr>
+            <w:tcW w:w="683" w:type="dxa"/>
+          </w:tcPr>
+          <w:p>
+            <w:pPr>
+              <w:ind w:right="170"/>
+              <w:jc w:val="center"/>
+              <w:rPr>
+                <w:lang w:val="ru-RU"/>
+              </w:rPr>
+            </w:pPr>
+            <w:r>
+              <w:rPr>
+                <w:lang w:val="ru-RU"/>
+              </w:rPr>
+              <w:t>6</w:t>
+            </w:r>
+          </w:p>
+        </w:tc>
+        <w:tc>
+          <w:tcPr>
+            <w:tcW w:w="3423" w:type="dxa"/>
+          </w:tcPr>
+          <w:p>
+            <w:pPr>
+              <w:ind w:right="170"/>
+              <w:jc w:val="center"/>
+            </w:pPr>
+            <w:proofErr w:type="spellStart"/>
+            <w:r>
+              <w:rPr>
+                <w:rFonts w:eastAsia="Times New Roman"/>
+                <w:sz w:val="20"/>
+                <w:szCs w:val="20"/>
+              </w:rPr>
+              <w:t>Монитор</w:t>
+            </w:r>
+            <w:proofErr w:type="spellEnd"/>
+            <w:r>
+              <w:rPr>
+                <w:rFonts w:eastAsia="Times New Roman"/>
+                <w:sz w:val="20"/>
+                <w:szCs w:val="20"/>
+              </w:rPr>
+              <w:t xml:space="preserve"> </w:t>
+            </w:r>
+            <w:proofErr w:type="spellStart"/>
+            <w:r>
+              <w:rPr>
+                <w:rFonts w:eastAsia="Times New Roman"/>
+                <w:sz w:val="20"/>
+                <w:szCs w:val="20"/>
+                <w:lang w:val="ru-RU"/>
+              </w:rPr>
+              <w:t>Vandor</w:t>
+            </w:r>
+            <w:proofErr w:type="spellEnd"/>
+            <w:r>
+              <w:rPr>
+                <w:rFonts w:eastAsia="Times New Roman"/>
+                <w:sz w:val="20"/>
+                <w:szCs w:val="20"/>
+                <w:lang w:val="ru-RU"/>
+              </w:rPr>
+              <w:t> 24VB01 </w:t>
+            </w:r>
+          </w:p>
+        </w:tc>
+        <w:tc>
+          <w:tcPr>
+            <w:tcW w:w="2835" w:type="dxa"/>
+          </w:tcPr>
+          <w:p>
+            <w:pPr>
+              <w:ind w:right="170"/>
+              <w:jc w:val="center"/>
+              <w:rPr>
+                <w:lang w:val="ru-RU"/>
+              </w:rPr>
+            </w:pPr>
+            <w:r>
+              <w:rPr>
+                <w:lang w:val="ru-RU"/>
+              </w:rPr>
+              <w:t>…</w:t>
+            </w:r>
+          </w:p>
+        </w:tc>
+        <w:tc>
+          <w:tcPr>
+            <w:tcW w:w="3544" w:type="dxa"/>
+          </w:tcPr>
+          <w:p>
+            <w:pPr>
+              <w:ind w:right="170"/>
+              <w:jc w:val="center"/>
+              <w:rPr>
+                <w:lang w:val="ru-RU"/>
+              </w:rPr>
+            </w:pPr>
+            <w:r>
+              <w:rPr>
+                <w:lang w:val="ru-RU"/>
+              </w:rPr>
+              <w:t>Отсутствует</w:t>
+            </w:r>
           </w:p>
         </w:tc>
       </w:tr>
@@ -2665,16 +3359,16 @@
         <w:tblLook w:val="04A0" w:firstRow="1" w:lastRow="0" w:firstColumn="1" w:lastColumn="0" w:noHBand="0" w:noVBand="1"/>
       </w:tblPr>
       <w:tblGrid>
-        <w:gridCol w:w="826"/>
-        <w:gridCol w:w="2740"/>
-        <w:gridCol w:w="2631"/>
-        <w:gridCol w:w="2780"/>
-        <w:gridCol w:w="1531"/>
+        <w:gridCol w:w="825"/>
+        <w:gridCol w:w="2856"/>
+        <w:gridCol w:w="1835"/>
+        <w:gridCol w:w="3818"/>
+        <w:gridCol w:w="1174"/>
       </w:tblGrid>
       <w:tr>
         <w:tc>
           <w:tcPr>
-            <w:tcW w:w="826" w:type="dxa"/>
+            <w:tcW w:w="825" w:type="dxa"/>
           </w:tcPr>
           <w:p>
             <w:pPr>
@@ -2694,7 +3388,7 @@
         </w:tc>
         <w:tc>
           <w:tcPr>
-            <w:tcW w:w="2740" w:type="dxa"/>
+            <w:tcW w:w="2856" w:type="dxa"/>
           </w:tcPr>
           <w:p>
             <w:pPr>
@@ -2714,7 +3408,7 @@
         </w:tc>
         <w:tc>
           <w:tcPr>
-            <w:tcW w:w="2631" w:type="dxa"/>
+            <w:tcW w:w="1835" w:type="dxa"/>
           </w:tcPr>
           <w:p>
             <w:pPr>
@@ -2734,7 +3428,7 @@
         </w:tc>
         <w:tc>
           <w:tcPr>
-            <w:tcW w:w="2780" w:type="dxa"/>
+            <w:tcW w:w="3818" w:type="dxa"/>
           </w:tcPr>
           <w:p>
             <w:pPr>
@@ -2754,7 +3448,7 @@
         </w:tc>
         <w:tc>
           <w:tcPr>
-            <w:tcW w:w="1531" w:type="dxa"/>
+            <w:tcW w:w="1174" w:type="dxa"/>
           </w:tcPr>
           <w:p>
             <w:pPr>
@@ -2776,7 +3470,7 @@
       <w:tr>
         <w:tc>
           <w:tcPr>
-            <w:tcW w:w="826" w:type="dxa"/>
+            <w:tcW w:w="825" w:type="dxa"/>
           </w:tcPr>
           <w:p>
             <w:pPr>
@@ -2796,7 +3490,7 @@
         </w:tc>
         <w:tc>
           <w:tcPr>
-            <w:tcW w:w="2740" w:type="dxa"/>
+            <w:tcW w:w="2856" w:type="dxa"/>
           </w:tcPr>
           <w:p>
             <w:pPr>
@@ -2885,7 +3579,7 @@
         </w:tc>
         <w:tc>
           <w:tcPr>
-            <w:tcW w:w="2631" w:type="dxa"/>
+            <w:tcW w:w="1835" w:type="dxa"/>
           </w:tcPr>
           <w:p>
             <w:pPr>
@@ -2899,7 +3593,7 @@
         </w:tc>
         <w:tc>
           <w:tcPr>
-            <w:tcW w:w="2780" w:type="dxa"/>
+            <w:tcW w:w="3818" w:type="dxa"/>
           </w:tcPr>
           <w:p>
             <w:pPr>
@@ -2976,7 +3670,7 @@
         </w:tc>
         <w:tc>
           <w:tcPr>
-            <w:tcW w:w="1531" w:type="dxa"/>
+            <w:tcW w:w="1174" w:type="dxa"/>
           </w:tcPr>
           <w:p>
             <w:pPr>
@@ -2998,7 +3692,7 @@
       <w:tr>
         <w:tc>
           <w:tcPr>
-            <w:tcW w:w="826" w:type="dxa"/>
+            <w:tcW w:w="825" w:type="dxa"/>
           </w:tcPr>
           <w:p>
             <w:pPr>
@@ -3018,7 +3712,7 @@
         </w:tc>
         <w:tc>
           <w:tcPr>
-            <w:tcW w:w="2740" w:type="dxa"/>
+            <w:tcW w:w="2856" w:type="dxa"/>
           </w:tcPr>
           <w:p>
             <w:pPr>
@@ -3050,25 +3744,10 @@
               <w:t>Профессиональный</w:t>
             </w:r>
           </w:p>
-          <w:p>
-            <w:pPr>
-              <w:ind w:right="-114"/>
-              <w:jc w:val="center"/>
-              <w:rPr>
-                <w:lang w:val="ru-RU"/>
-              </w:rPr>
-            </w:pPr>
-            <w:r>
-              <w:rPr>
-                <w:lang w:val="ru-RU"/>
-              </w:rPr>
-              <w:t>Десктопная версия)</w:t>
-            </w:r>
-          </w:p>
-        </w:tc>
-        <w:tc>
-          <w:tcPr>
-            <w:tcW w:w="2631" w:type="dxa"/>
+        </w:tc>
+        <w:tc>
+          <w:tcPr>
+            <w:tcW w:w="1835" w:type="dxa"/>
           </w:tcPr>
           <w:p>
             <w:pPr>
@@ -3082,7 +3761,7 @@
         </w:tc>
         <w:tc>
           <w:tcPr>
-            <w:tcW w:w="2780" w:type="dxa"/>
+            <w:tcW w:w="3818" w:type="dxa"/>
           </w:tcPr>
           <w:p>
             <w:pPr>
@@ -3096,7 +3775,7 @@
         </w:tc>
         <w:tc>
           <w:tcPr>
-            <w:tcW w:w="1531" w:type="dxa"/>
+            <w:tcW w:w="1174" w:type="dxa"/>
           </w:tcPr>
           <w:p>
             <w:pPr>
@@ -3118,7 +3797,7 @@
       <w:tr>
         <w:tc>
           <w:tcPr>
-            <w:tcW w:w="826" w:type="dxa"/>
+            <w:tcW w:w="825" w:type="dxa"/>
           </w:tcPr>
           <w:p>
             <w:pPr>
@@ -3138,7 +3817,7 @@
         </w:tc>
         <w:tc>
           <w:tcPr>
-            <w:tcW w:w="2740" w:type="dxa"/>
+            <w:tcW w:w="2856" w:type="dxa"/>
           </w:tcPr>
           <w:p>
             <w:pPr>
@@ -3161,7 +3840,7 @@
         </w:tc>
         <w:tc>
           <w:tcPr>
-            <w:tcW w:w="2631" w:type="dxa"/>
+            <w:tcW w:w="1835" w:type="dxa"/>
           </w:tcPr>
           <w:p>
             <w:pPr>
@@ -3172,7 +3851,7 @@
         </w:tc>
         <w:tc>
           <w:tcPr>
-            <w:tcW w:w="2780" w:type="dxa"/>
+            <w:tcW w:w="3818" w:type="dxa"/>
           </w:tcPr>
           <w:p>
             <w:pPr>
@@ -3240,7 +3919,7 @@
         </w:tc>
         <w:tc>
           <w:tcPr>
-            <w:tcW w:w="1531" w:type="dxa"/>
+            <w:tcW w:w="1174" w:type="dxa"/>
           </w:tcPr>
           <w:p>
             <w:pPr>
@@ -3259,7 +3938,7 @@
       <w:tr>
         <w:tc>
           <w:tcPr>
-            <w:tcW w:w="826" w:type="dxa"/>
+            <w:tcW w:w="825" w:type="dxa"/>
           </w:tcPr>
           <w:p>
             <w:pPr>
@@ -3279,7 +3958,7 @@
         </w:tc>
         <w:tc>
           <w:tcPr>
-            <w:tcW w:w="2740" w:type="dxa"/>
+            <w:tcW w:w="2856" w:type="dxa"/>
           </w:tcPr>
           <w:p>
             <w:pPr>
@@ -3299,7 +3978,7 @@
         </w:tc>
         <w:tc>
           <w:tcPr>
-            <w:tcW w:w="2631" w:type="dxa"/>
+            <w:tcW w:w="1835" w:type="dxa"/>
           </w:tcPr>
           <w:p>
             <w:pPr>
@@ -3313,7 +3992,7 @@
         </w:tc>
         <w:tc>
           <w:tcPr>
-            <w:tcW w:w="2780" w:type="dxa"/>
+            <w:tcW w:w="3818" w:type="dxa"/>
           </w:tcPr>
           <w:p>
             <w:pPr>
@@ -3327,7 +4006,7 @@
         </w:tc>
         <w:tc>
           <w:tcPr>
-            <w:tcW w:w="1531" w:type="dxa"/>
+            <w:tcW w:w="1174" w:type="dxa"/>
           </w:tcPr>
           <w:p>
             <w:pPr>
@@ -3356,85 +4035,16 @@
         <w:jc w:val="both"/>
       </w:pPr>
       <w:r>
+        <w:lastRenderedPageBreak/>
         <w:t>3.3. Состав средств защиты информации, используемых в информационной системе:</w:t>
       </w:r>
-    </w:p>
-    <w:p>
-      <w:pPr>
-        <w:ind w:right="170" w:firstLine="708"/>
-        <w:jc w:val="both"/>
-      </w:pPr>
     </w:p>
     <w:p>
       <w:pPr>
         <w:ind w:right="170" w:firstLine="708"/>
         <w:jc w:val="right"/>
       </w:pPr>
-    </w:p>
-    <w:p>
-      <w:pPr>
-        <w:ind w:right="170" w:firstLine="708"/>
-        <w:jc w:val="right"/>
-      </w:pPr>
-    </w:p>
-    <w:p>
-      <w:pPr>
-        <w:ind w:right="170" w:firstLine="708"/>
-        <w:jc w:val="right"/>
-      </w:pPr>
-    </w:p>
-    <w:p>
-      <w:pPr>
-        <w:ind w:right="170" w:firstLine="708"/>
-        <w:jc w:val="right"/>
-      </w:pPr>
-    </w:p>
-    <w:p>
-      <w:pPr>
-        <w:ind w:right="170" w:firstLine="708"/>
-        <w:jc w:val="right"/>
-      </w:pPr>
-    </w:p>
-    <w:p>
-      <w:pPr>
-        <w:ind w:right="170" w:firstLine="708"/>
-        <w:jc w:val="right"/>
-      </w:pPr>
-    </w:p>
-    <w:p>
-      <w:pPr>
-        <w:ind w:right="170" w:firstLine="708"/>
-        <w:jc w:val="right"/>
-      </w:pPr>
-    </w:p>
-    <w:p>
-      <w:pPr>
-        <w:ind w:right="170" w:firstLine="708"/>
-        <w:jc w:val="right"/>
-      </w:pPr>
-    </w:p>
-    <w:p>
-      <w:pPr>
-        <w:ind w:right="170" w:firstLine="708"/>
-        <w:jc w:val="right"/>
-      </w:pPr>
-    </w:p>
-    <w:p>
-      <w:pPr>
-        <w:ind w:right="170" w:firstLine="708"/>
-        <w:jc w:val="right"/>
-        <w:rPr>
-          <w:lang w:val="en-US"/>
-        </w:rPr>
-      </w:pPr>
-    </w:p>
-    <w:p>
-      <w:pPr>
-        <w:ind w:right="170" w:firstLine="708"/>
-        <w:jc w:val="right"/>
-      </w:pPr>
-      <w:r>
-        <w:lastRenderedPageBreak/>
+      <w:r>
         <w:t>Таблица 4</w:t>
       </w:r>
     </w:p>
@@ -3947,6 +4557,344 @@
           </w:p>
         </w:tc>
       </w:tr>
+      <w:tr>
+        <w:tc>
+          <w:tcPr>
+            <w:tcW w:w="709" w:type="dxa"/>
+          </w:tcPr>
+          <w:p>
+            <w:pPr>
+              <w:ind w:right="-114"/>
+              <w:jc w:val="center"/>
+              <w:rPr>
+                <w:lang w:val="ru-RU"/>
+              </w:rPr>
+            </w:pPr>
+            <w:r>
+              <w:rPr>
+                <w:lang w:val="ru-RU"/>
+              </w:rPr>
+              <w:t>3</w:t>
+            </w:r>
+          </w:p>
+        </w:tc>
+        <w:tc>
+          <w:tcPr>
+            <w:tcW w:w="2740" w:type="dxa"/>
+          </w:tcPr>
+          <w:p>
+            <w:pPr>
+              <w:ind w:right="-114"/>
+              <w:jc w:val="center"/>
+              <w:rPr>
+                <w:lang w:val="ru-RU"/>
+              </w:rPr>
+            </w:pPr>
+            <w:r>
+              <w:rPr>
+                <w:rFonts w:eastAsia="Times New Roman"/>
+                <w:lang w:val="ru-RU"/>
+              </w:rPr>
+              <w:t>"Соната-Р3" - средство активной защиты информации от утечки за счет побочных электромагнитных излучений и наводок.</w:t>
+            </w:r>
+          </w:p>
+        </w:tc>
+        <w:tc>
+          <w:tcPr>
+            <w:tcW w:w="2631" w:type="dxa"/>
+          </w:tcPr>
+          <w:p>
+            <w:pPr>
+              <w:ind w:right="-114"/>
+              <w:jc w:val="both"/>
+            </w:pPr>
+            <w:r>
+              <w:rPr>
+                <w:rFonts w:eastAsia="Times New Roman"/>
+              </w:rPr>
+              <w:t>САЗ-</w:t>
+            </w:r>
+            <w:r>
+              <w:rPr>
+                <w:rFonts w:eastAsia="Times New Roman"/>
+              </w:rPr>
+              <w:t>665820</w:t>
+            </w:r>
+          </w:p>
+        </w:tc>
+        <w:tc>
+          <w:tcPr>
+            <w:tcW w:w="2992" w:type="dxa"/>
+          </w:tcPr>
+          <w:p>
+            <w:pPr>
+              <w:ind w:right="-114"/>
+              <w:jc w:val="center"/>
+              <w:rPr>
+                <w:lang w:val="ru-RU"/>
+              </w:rPr>
+            </w:pPr>
+            <w:r>
+              <w:rPr>
+                <w:rFonts w:eastAsia="Times New Roman"/>
+                <w:lang w:val="ru-RU"/>
+              </w:rPr>
+              <w:t>С</w:t>
+            </w:r>
+            <w:r>
+              <w:rPr>
+                <w:rFonts w:eastAsia="Times New Roman"/>
+                <w:lang w:val="ru-RU"/>
+              </w:rPr>
+              <w:t xml:space="preserve">ертификат ФСТЭК России № </w:t>
+            </w:r>
+            <w:r>
+              <w:rPr>
+                <w:rFonts w:eastAsia="Times New Roman"/>
+                <w:lang w:val="ru-RU"/>
+              </w:rPr>
+              <w:t>3539 до 24 марта 2029 года</w:t>
+            </w:r>
+          </w:p>
+        </w:tc>
+        <w:tc>
+          <w:tcPr>
+            <w:tcW w:w="1366" w:type="dxa"/>
+          </w:tcPr>
+          <w:p>
+            <w:pPr>
+              <w:ind w:right="-114"/>
+              <w:jc w:val="center"/>
+              <w:rPr>
+                <w:lang w:val="ru-RU"/>
+              </w:rPr>
+            </w:pPr>
+            <w:r>
+              <w:rPr>
+                <w:rFonts w:eastAsia="Times New Roman"/>
+                <w:lang w:val="ru-RU"/>
+              </w:rPr>
+              <w:t>2025 г.</w:t>
+            </w:r>
+          </w:p>
+        </w:tc>
+      </w:tr>
+      <w:tr>
+        <w:tc>
+          <w:tcPr>
+            <w:tcW w:w="709" w:type="dxa"/>
+          </w:tcPr>
+          <w:p>
+            <w:pPr>
+              <w:ind w:right="-114"/>
+              <w:jc w:val="center"/>
+              <w:rPr>
+                <w:lang w:val="ru-RU"/>
+              </w:rPr>
+            </w:pPr>
+            <w:r>
+              <w:rPr>
+                <w:lang w:val="ru-RU"/>
+              </w:rPr>
+              <w:t>4</w:t>
+            </w:r>
+          </w:p>
+        </w:tc>
+        <w:tc>
+          <w:tcPr>
+            <w:tcW w:w="2740" w:type="dxa"/>
+          </w:tcPr>
+          <w:p>
+            <w:pPr>
+              <w:ind w:right="-114"/>
+              <w:jc w:val="center"/>
+              <w:rPr>
+                <w:lang w:val="ru-RU"/>
+              </w:rPr>
+            </w:pPr>
+            <w:r>
+              <w:rPr>
+                <w:rFonts w:eastAsia="Times New Roman"/>
+                <w:lang w:val="ru-RU"/>
+              </w:rPr>
+              <w:t xml:space="preserve">Средство защиты от НСД </w:t>
+            </w:r>
+            <w:r>
+              <w:rPr>
+                <w:rFonts w:eastAsia="Times New Roman"/>
+              </w:rPr>
+              <w:t>Secret</w:t>
+            </w:r>
+            <w:r>
+              <w:rPr>
+                <w:rFonts w:eastAsia="Times New Roman"/>
+                <w:lang w:val="ru-RU"/>
+              </w:rPr>
+              <w:t xml:space="preserve"> </w:t>
+            </w:r>
+            <w:r>
+              <w:rPr>
+                <w:rFonts w:eastAsia="Times New Roman"/>
+              </w:rPr>
+              <w:t>Net</w:t>
+            </w:r>
+            <w:r>
+              <w:rPr>
+                <w:rFonts w:eastAsia="Times New Roman"/>
+                <w:lang w:val="ru-RU"/>
+              </w:rPr>
+              <w:t xml:space="preserve"> </w:t>
+            </w:r>
+            <w:r>
+              <w:rPr>
+                <w:rFonts w:eastAsia="Times New Roman"/>
+              </w:rPr>
+              <w:t>Studio</w:t>
+            </w:r>
+            <w:r>
+              <w:rPr>
+                <w:rFonts w:eastAsia="Times New Roman"/>
+                <w:lang w:val="ru-RU"/>
+              </w:rPr>
+              <w:t xml:space="preserve"> 8.8</w:t>
+            </w:r>
+          </w:p>
+        </w:tc>
+        <w:tc>
+          <w:tcPr>
+            <w:tcW w:w="2631" w:type="dxa"/>
+          </w:tcPr>
+          <w:p>
+            <w:pPr>
+              <w:ind w:right="-114"/>
+              <w:jc w:val="both"/>
+            </w:pPr>
+            <w:r>
+              <w:rPr>
+                <w:rFonts w:eastAsia="Times New Roman"/>
+              </w:rPr>
+              <w:t>SNS-8.</w:t>
+            </w:r>
+            <w:r>
+              <w:rPr>
+                <w:rFonts w:eastAsia="Times New Roman"/>
+              </w:rPr>
+              <w:t>8</w:t>
+            </w:r>
+            <w:r>
+              <w:rPr>
+                <w:rFonts w:eastAsia="Times New Roman"/>
+              </w:rPr>
+              <w:t>-FDE-NS-SP1Y</w:t>
+            </w:r>
+          </w:p>
+        </w:tc>
+        <w:tc>
+          <w:tcPr>
+            <w:tcW w:w="2992" w:type="dxa"/>
+          </w:tcPr>
+          <w:p>
+            <w:pPr>
+              <w:ind w:right="-114"/>
+              <w:jc w:val="center"/>
+              <w:rPr>
+                <w:lang w:val="ru-RU"/>
+              </w:rPr>
+            </w:pPr>
+            <w:r>
+              <w:rPr>
+                <w:rFonts w:eastAsia="Times New Roman"/>
+                <w:lang w:val="ru-RU"/>
+              </w:rPr>
+              <w:t>Сертификат</w:t>
+            </w:r>
+            <w:r>
+              <w:rPr>
+                <w:rFonts w:eastAsia="Times New Roman"/>
+                <w:lang w:val="ru-RU"/>
+              </w:rPr>
+              <w:t xml:space="preserve"> ФСТЭК России</w:t>
+            </w:r>
+            <w:r>
+              <w:rPr>
+                <w:rFonts w:eastAsia="Times New Roman"/>
+                <w:lang w:val="ru-RU"/>
+              </w:rPr>
+              <w:t xml:space="preserve"> № 3</w:t>
+            </w:r>
+            <w:r>
+              <w:rPr>
+                <w:rFonts w:eastAsia="Times New Roman"/>
+                <w:lang w:val="ru-RU"/>
+              </w:rPr>
+              <w:t>745</w:t>
+            </w:r>
+            <w:r>
+              <w:rPr>
+                <w:rFonts w:eastAsia="Times New Roman"/>
+                <w:lang w:val="ru-RU"/>
+              </w:rPr>
+              <w:t xml:space="preserve"> </w:t>
+            </w:r>
+            <w:r>
+              <w:rPr>
+                <w:rFonts w:eastAsia="Times New Roman"/>
+                <w:lang w:val="ru-RU"/>
+              </w:rPr>
+              <w:t xml:space="preserve">до </w:t>
+            </w:r>
+            <w:r>
+              <w:rPr>
+                <w:rFonts w:eastAsia="Times New Roman"/>
+                <w:lang w:val="ru-RU"/>
+              </w:rPr>
+              <w:t xml:space="preserve">16 мая </w:t>
+            </w:r>
+            <w:r>
+              <w:rPr>
+                <w:rFonts w:eastAsia="Times New Roman"/>
+                <w:lang w:val="ru-RU"/>
+              </w:rPr>
+              <w:t>20</w:t>
+            </w:r>
+            <w:r>
+              <w:rPr>
+                <w:rFonts w:eastAsia="Times New Roman"/>
+                <w:lang w:val="ru-RU"/>
+              </w:rPr>
+              <w:t>30</w:t>
+            </w:r>
+            <w:r>
+              <w:rPr>
+                <w:rFonts w:eastAsia="Times New Roman"/>
+                <w:lang w:val="ru-RU"/>
+              </w:rPr>
+              <w:t xml:space="preserve"> года</w:t>
+            </w:r>
+          </w:p>
+        </w:tc>
+        <w:tc>
+          <w:tcPr>
+            <w:tcW w:w="1366" w:type="dxa"/>
+          </w:tcPr>
+          <w:p>
+            <w:pPr>
+              <w:ind w:right="-114"/>
+              <w:jc w:val="center"/>
+              <w:rPr>
+                <w:lang w:val="ru-RU"/>
+              </w:rPr>
+            </w:pPr>
+            <w:r>
+              <w:rPr>
+                <w:rFonts w:eastAsia="Times New Roman"/>
+                <w:lang w:val="ru-RU"/>
+              </w:rPr>
+              <w:t>2025 г.</w:t>
+            </w:r>
+          </w:p>
+        </w:tc>
+      </w:tr>
     </w:tbl>
     <w:p>
       <w:pPr>
@@ -3974,7 +4922,7 @@
     </w:p>
     <w:p>
       <w:pPr>
-        <w:ind w:right="170" w:firstLine="708"/>
+        <w:ind w:right="170"/>
         <w:jc w:val="right"/>
       </w:pPr>
       <w:r>
@@ -3982,10 +4930,10 @@
           <w:noProof/>
         </w:rPr>
         <w:drawing>
-          <wp:inline distT="0" distB="0" distL="0" distR="0" wp14:anchorId="621208CA" wp14:editId="68E81828">
-            <wp:extent cx="5151120" cy="3208020"/>
+          <wp:inline distT="0" distB="0" distL="0" distR="0" wp14:anchorId="27F6C81D" wp14:editId="71A16706">
+            <wp:extent cx="5143500" cy="3208020"/>
             <wp:effectExtent l="0" t="0" r="0" b="0"/>
-            <wp:docPr id="1929817708" name="Рисунок 6"/>
+            <wp:docPr id="1353217605" name="Рисунок 2"/>
             <wp:cNvGraphicFramePr>
               <a:graphicFrameLocks xmlns:a="http://schemas.openxmlformats.org/drawingml/2006/main" noChangeAspect="1"/>
             </wp:cNvGraphicFramePr>
@@ -3993,7 +4941,7 @@
               <a:graphicData uri="http://schemas.openxmlformats.org/drawingml/2006/picture">
                 <pic:pic xmlns:pic="http://schemas.openxmlformats.org/drawingml/2006/picture">
                   <pic:nvPicPr>
-                    <pic:cNvPr id="0" name="Picture 23"/>
+                    <pic:cNvPr id="0" name="Picture 6"/>
                     <pic:cNvPicPr>
                       <a:picLocks noChangeAspect="1" noChangeArrowheads="1"/>
                     </pic:cNvPicPr>
@@ -4014,7 +4962,7 @@
                   <pic:spPr bwMode="auto">
                     <a:xfrm>
                       <a:off x="0" y="0"/>
-                      <a:ext cx="5151120" cy="3208020"/>
+                      <a:ext cx="5143500" cy="3208020"/>
                     </a:xfrm>
                     <a:prstGeom prst="rect">
                       <a:avLst/>
@@ -4033,7 +4981,7 @@
     </w:p>
     <w:p>
       <w:pPr>
-        <w:ind w:right="170" w:firstLine="708"/>
+        <w:ind w:right="170"/>
         <w:jc w:val="right"/>
       </w:pPr>
     </w:p>
@@ -4231,7 +5179,11 @@
         <w:t xml:space="preserve">Протокол аттестационных испытаний автоматизированной системы </w:t>
       </w:r>
       <w:r>
-        <w:t>«АРМ обработки конфиденциальной информации ПАО «Промсвязьбанк»</w:t>
+        <w:t xml:space="preserve">«АРМ обработки </w:t>
+      </w:r>
+      <w:r>
+        <w:lastRenderedPageBreak/>
+        <w:t>конфиденциальной информации ПАО «Промсвязьбанк»</w:t>
       </w:r>
       <w:r>
         <w:t xml:space="preserve"> на выполнение требований по защите информации от несанкционированного доступа, Уч. Nº</w:t>
@@ -4616,7 +5568,7 @@
       </w:tr>
       <w:tr>
         <w:trPr>
-          <w:trHeight w:val="13001"/>
+          <w:trHeight w:val="10426"/>
         </w:trPr>
         <w:tc>
           <w:tcPr>
@@ -4702,10 +5654,10 @@
         <w:jc w:val="both"/>
       </w:pPr>
       <w:r>
+        <w:br/>
+      </w:r>
+      <w:r>
         <w:lastRenderedPageBreak/>
-        <w:br/>
-      </w:r>
-      <w:r>
         <w:t>6. Сведения об изменениях автоматизированной системы и средств защиты информации.</w:t>
       </w:r>
     </w:p>
@@ -5026,7 +5978,13 @@
               <w:rPr>
                 <w:lang w:val="ru-RU"/>
               </w:rPr>
-              <w:t>Инженер</w:t>
+              <w:t>Ведущий и</w:t>
+            </w:r>
+            <w:r>
+              <w:rPr>
+                <w:lang w:val="ru-RU"/>
+              </w:rPr>
+              <w:t>нженер</w:t>
             </w:r>
           </w:p>
         </w:tc>
@@ -5053,13 +6011,7 @@
               <w:rPr>
                 <w:lang w:val="ru-RU"/>
               </w:rPr>
-              <w:t>И.И. Ивано</w:t>
-            </w:r>
-            <w:r>
-              <w:rPr>
-                <w:lang w:val="ru-RU"/>
-              </w:rPr>
-              <w:t>в</w:t>
+              <w:t>Козлов Д.И.</w:t>
             </w:r>
           </w:p>
         </w:tc>
